--- a/Knowledge/3-Work knowledge/1-Software Engineering/2-Testing/5-My Source/1-ISTQB Foundation Level/4-Dynamic Testing/2-3-Integration Testing.docx
+++ b/Knowledge/3-Work knowledge/1-Software Engineering/2-Testing/5-My Source/1-ISTQB Foundation Level/4-Dynamic Testing/2-3-Integration Testing.docx
@@ -43,51 +43,77 @@
       </w:pPr>
       <w:r>
         <w:rPr>
-          <w:b/>
-          <w:shd w:val="clear" w:color="auto" w:fill="B7B7B7"/>
-        </w:rPr>
-        <w:t># Source</w:t>
-      </w:r>
-      <w:r>
-        <w:rPr>
-          <w:shd w:val="clear" w:color="auto" w:fill="B7B7B7"/>
-        </w:rPr>
-        <w:t xml:space="preserve">: </w:t>
-      </w:r>
-      <w:r>
-        <w:rPr>
-          <w:b/>
-          <w:shd w:val="clear" w:color="auto" w:fill="B7B7B7"/>
-        </w:rPr>
-        <w:t xml:space="preserve">Chatgpt </w:t>
-      </w:r>
-      <w:r>
-        <w:rPr>
-          <w:b/>
-          <w:sz w:val="14"/>
-          <w:szCs w:val="14"/>
-          <w:shd w:val="clear" w:color="auto" w:fill="B7B7B7"/>
-        </w:rPr>
-        <w:t>(GPT</w:t>
-      </w:r>
-      <w:r>
-        <w:rPr>
-          <w:rFonts w:ascii="Cambria Math" w:hAnsi="Cambria Math" w:cs="Cambria Math"/>
-          <w:b/>
-          <w:sz w:val="14"/>
-          <w:szCs w:val="14"/>
-          <w:shd w:val="clear" w:color="auto" w:fill="B7B7B7"/>
+          <w:rFonts w:ascii="Arial" w:eastAsia="Arial" w:hAnsi="Arial" w:cs="Arial"/>
+          <w:b/>
+          <w:color w:val="000000"/>
+          <w:sz w:val="18"/>
+          <w:highlight w:val="lightGray"/>
+        </w:rPr>
+        <w:t># Source: AI Source: Provided by: [Data Path</w:t>
+      </w:r>
+      <w:r>
+        <w:rPr>
+          <w:rFonts w:ascii="Arial" w:eastAsia="Arial" w:hAnsi="Arial" w:cs="Arial"/>
+          <w:color w:val="000000"/>
+          <w:sz w:val="18"/>
+          <w:highlight w:val="lightGray"/>
+        </w:rPr>
+        <w:t xml:space="preserve">: Persons Table -&gt; ID Column: 1, Name_En Column: Motasem Essam] -&gt; </w:t>
+      </w:r>
+      <w:r>
+        <w:rPr>
+          <w:rFonts w:ascii="Arial" w:eastAsia="Arial" w:hAnsi="Arial" w:cs="Arial"/>
+          <w:b/>
+          <w:color w:val="000000"/>
+          <w:sz w:val="18"/>
+          <w:highlight w:val="lightGray"/>
+        </w:rPr>
+        <w:t>From:</w:t>
+      </w:r>
+      <w:r>
+        <w:rPr>
+          <w:rFonts w:ascii="Arial" w:eastAsia="Arial" w:hAnsi="Arial" w:cs="Arial"/>
+          <w:color w:val="000000"/>
+          <w:sz w:val="18"/>
+          <w:highlight w:val="lightGray"/>
+        </w:rPr>
+        <w:t xml:space="preserve"> [Chatgpt (GPT</w:t>
+      </w:r>
+      <w:r>
+        <w:rPr>
+          <w:rFonts w:ascii="Arial" w:eastAsia="Arial" w:hAnsi="Arial" w:cs="Cambria Math"/>
+          <w:color w:val="000000"/>
+          <w:sz w:val="18"/>
+          <w:highlight w:val="lightGray"/>
         </w:rPr>
         <w:t>‑</w:t>
       </w:r>
       <w:r>
         <w:rPr>
-          <w:b/>
-          <w:sz w:val="14"/>
-          <w:szCs w:val="14"/>
-          <w:shd w:val="clear" w:color="auto" w:fill="B7B7B7"/>
-        </w:rPr>
-        <w:t>5 Mini) at [8/22/2025]</w:t>
+          <w:rFonts w:ascii="Arial" w:eastAsia="Arial" w:hAnsi="Arial" w:cs="Arial"/>
+          <w:color w:val="000000"/>
+          <w:sz w:val="18"/>
+          <w:highlight w:val="lightGray"/>
+        </w:rPr>
+        <w:t xml:space="preserve">5 Mini)] </w:t>
+      </w:r>
+      <w:r>
+        <w:rPr>
+          <w:rFonts w:ascii="Arial" w:eastAsia="Arial" w:hAnsi="Arial" w:cs="Arial"/>
+          <w:b/>
+          <w:color w:val="000000"/>
+          <w:sz w:val="18"/>
+          <w:highlight w:val="lightGray"/>
+        </w:rPr>
+        <w:t>on</w:t>
+      </w:r>
+      <w:r>
+        <w:rPr>
+          <w:rFonts w:ascii="Arial" w:eastAsia="Arial" w:hAnsi="Arial"/>
+          <w:sz w:val="18"/>
+          <w:highlight w:val="lightGray"/>
+        </w:rPr>
+        <w:t xml:space="preserve"> [8/22/2025]</w:t>
       </w:r>
     </w:p>
     <w:p>
@@ -139,7 +165,7 @@
     </w:p>
     <w:p>
       <w:r>
-        <w:pict w14:anchorId="65F82D74">
+        <w:pict w14:anchorId="0C02AD68">
           <v:rect id="_x0000_i1025" style="width:0;height:1.5pt" o:hralign="center" o:hrstd="t" o:hr="t" fillcolor="#a0a0a0" stroked="f"/>
         </w:pict>
       </w:r>
@@ -175,51 +201,77 @@
       </w:pPr>
       <w:r>
         <w:rPr>
-          <w:b/>
-          <w:shd w:val="clear" w:color="auto" w:fill="B7B7B7"/>
-        </w:rPr>
-        <w:t># Source</w:t>
-      </w:r>
-      <w:r>
-        <w:rPr>
-          <w:shd w:val="clear" w:color="auto" w:fill="B7B7B7"/>
-        </w:rPr>
-        <w:t xml:space="preserve">: </w:t>
-      </w:r>
-      <w:r>
-        <w:rPr>
-          <w:b/>
-          <w:shd w:val="clear" w:color="auto" w:fill="B7B7B7"/>
-        </w:rPr>
-        <w:t xml:space="preserve">Chatgpt </w:t>
-      </w:r>
-      <w:r>
-        <w:rPr>
-          <w:b/>
-          <w:sz w:val="14"/>
-          <w:szCs w:val="14"/>
-          <w:shd w:val="clear" w:color="auto" w:fill="B7B7B7"/>
-        </w:rPr>
-        <w:t>(GPT</w:t>
-      </w:r>
-      <w:r>
-        <w:rPr>
-          <w:rFonts w:ascii="Cambria Math" w:hAnsi="Cambria Math" w:cs="Cambria Math"/>
-          <w:b/>
-          <w:sz w:val="14"/>
-          <w:szCs w:val="14"/>
-          <w:shd w:val="clear" w:color="auto" w:fill="B7B7B7"/>
+          <w:rFonts w:ascii="Arial" w:eastAsia="Arial" w:hAnsi="Arial" w:cs="Arial"/>
+          <w:b/>
+          <w:color w:val="000000"/>
+          <w:sz w:val="18"/>
+          <w:highlight w:val="lightGray"/>
+        </w:rPr>
+        <w:t># Source: AI Source: Provided by: [Data Path</w:t>
+      </w:r>
+      <w:r>
+        <w:rPr>
+          <w:rFonts w:ascii="Arial" w:eastAsia="Arial" w:hAnsi="Arial" w:cs="Arial"/>
+          <w:color w:val="000000"/>
+          <w:sz w:val="18"/>
+          <w:highlight w:val="lightGray"/>
+        </w:rPr>
+        <w:t xml:space="preserve">: Persons Table -&gt; ID Column: 1, Name_En Column: Motasem Essam] -&gt; </w:t>
+      </w:r>
+      <w:r>
+        <w:rPr>
+          <w:rFonts w:ascii="Arial" w:eastAsia="Arial" w:hAnsi="Arial" w:cs="Arial"/>
+          <w:b/>
+          <w:color w:val="000000"/>
+          <w:sz w:val="18"/>
+          <w:highlight w:val="lightGray"/>
+        </w:rPr>
+        <w:t>From:</w:t>
+      </w:r>
+      <w:r>
+        <w:rPr>
+          <w:rFonts w:ascii="Arial" w:eastAsia="Arial" w:hAnsi="Arial" w:cs="Arial"/>
+          <w:color w:val="000000"/>
+          <w:sz w:val="18"/>
+          <w:highlight w:val="lightGray"/>
+        </w:rPr>
+        <w:t xml:space="preserve"> [Chatgpt (GPT</w:t>
+      </w:r>
+      <w:r>
+        <w:rPr>
+          <w:rFonts w:ascii="Arial" w:eastAsia="Arial" w:hAnsi="Arial" w:cs="Cambria Math"/>
+          <w:color w:val="000000"/>
+          <w:sz w:val="18"/>
+          <w:highlight w:val="lightGray"/>
         </w:rPr>
         <w:t>‑</w:t>
       </w:r>
       <w:r>
         <w:rPr>
-          <w:b/>
-          <w:sz w:val="14"/>
-          <w:szCs w:val="14"/>
-          <w:shd w:val="clear" w:color="auto" w:fill="B7B7B7"/>
-        </w:rPr>
-        <w:t>5 Mini) at [8/22/2025]</w:t>
+          <w:rFonts w:ascii="Arial" w:eastAsia="Arial" w:hAnsi="Arial" w:cs="Arial"/>
+          <w:color w:val="000000"/>
+          <w:sz w:val="18"/>
+          <w:highlight w:val="lightGray"/>
+        </w:rPr>
+        <w:t xml:space="preserve">5 Mini)] </w:t>
+      </w:r>
+      <w:r>
+        <w:rPr>
+          <w:rFonts w:ascii="Arial" w:eastAsia="Arial" w:hAnsi="Arial" w:cs="Arial"/>
+          <w:b/>
+          <w:color w:val="000000"/>
+          <w:sz w:val="18"/>
+          <w:highlight w:val="lightGray"/>
+        </w:rPr>
+        <w:t>on</w:t>
+      </w:r>
+      <w:r>
+        <w:rPr>
+          <w:rFonts w:ascii="Arial" w:eastAsia="Arial" w:hAnsi="Arial"/>
+          <w:sz w:val="18"/>
+          <w:highlight w:val="lightGray"/>
+        </w:rPr>
+        <w:t xml:space="preserve"> [8/22/2025]</w:t>
       </w:r>
     </w:p>
     <w:p>
@@ -228,7 +280,7 @@
           <w:ilvl w:val="0"/>
           <w:numId w:val="5"/>
         </w:numPr>
-        <w:spacing w:before="240"/>
+        <w:spacing w:before="240" w:after="0" w:line="276" w:lineRule="auto"/>
       </w:pPr>
       <w:r>
         <w:rPr>
@@ -262,6 +314,7 @@
           <w:ilvl w:val="0"/>
           <w:numId w:val="5"/>
         </w:numPr>
+        <w:spacing w:after="0" w:line="276" w:lineRule="auto"/>
       </w:pPr>
       <w:r>
         <w:rPr>
@@ -295,6 +348,7 @@
           <w:ilvl w:val="0"/>
           <w:numId w:val="5"/>
         </w:numPr>
+        <w:spacing w:after="0" w:line="276" w:lineRule="auto"/>
       </w:pPr>
       <w:r>
         <w:rPr>
@@ -328,6 +382,7 @@
           <w:ilvl w:val="0"/>
           <w:numId w:val="5"/>
         </w:numPr>
+        <w:spacing w:after="0" w:line="276" w:lineRule="auto"/>
       </w:pPr>
       <w:r>
         <w:rPr>
@@ -361,7 +416,7 @@
           <w:ilvl w:val="0"/>
           <w:numId w:val="5"/>
         </w:numPr>
-        <w:spacing w:after="240"/>
+        <w:spacing w:after="240" w:line="276" w:lineRule="auto"/>
       </w:pPr>
       <w:r>
         <w:rPr>
@@ -404,7 +459,7 @@
     </w:p>
     <w:p>
       <w:r>
-        <w:pict w14:anchorId="7CF4A78F">
+        <w:pict w14:anchorId="5DC324F4">
           <v:rect id="_x0000_i1026" style="width:0;height:1.5pt" o:hralign="center" o:hrstd="t" o:hr="t" fillcolor="#a0a0a0" stroked="f"/>
         </w:pict>
       </w:r>
@@ -440,51 +495,77 @@
       </w:pPr>
       <w:r>
         <w:rPr>
-          <w:b/>
-          <w:shd w:val="clear" w:color="auto" w:fill="B7B7B7"/>
-        </w:rPr>
-        <w:t># Source</w:t>
-      </w:r>
-      <w:r>
-        <w:rPr>
-          <w:shd w:val="clear" w:color="auto" w:fill="B7B7B7"/>
-        </w:rPr>
-        <w:t xml:space="preserve">: </w:t>
-      </w:r>
-      <w:r>
-        <w:rPr>
-          <w:b/>
-          <w:shd w:val="clear" w:color="auto" w:fill="B7B7B7"/>
-        </w:rPr>
-        <w:t xml:space="preserve">Chatgpt </w:t>
-      </w:r>
-      <w:r>
-        <w:rPr>
-          <w:b/>
-          <w:sz w:val="14"/>
-          <w:szCs w:val="14"/>
-          <w:shd w:val="clear" w:color="auto" w:fill="B7B7B7"/>
-        </w:rPr>
-        <w:t>(GPT</w:t>
-      </w:r>
-      <w:r>
-        <w:rPr>
-          <w:rFonts w:ascii="Cambria Math" w:hAnsi="Cambria Math" w:cs="Cambria Math"/>
-          <w:b/>
-          <w:sz w:val="14"/>
-          <w:szCs w:val="14"/>
-          <w:shd w:val="clear" w:color="auto" w:fill="B7B7B7"/>
+          <w:rFonts w:ascii="Arial" w:eastAsia="Arial" w:hAnsi="Arial" w:cs="Arial"/>
+          <w:b/>
+          <w:color w:val="000000"/>
+          <w:sz w:val="18"/>
+          <w:highlight w:val="lightGray"/>
+        </w:rPr>
+        <w:t># Source: AI Source: Provided by: [Data Path</w:t>
+      </w:r>
+      <w:r>
+        <w:rPr>
+          <w:rFonts w:ascii="Arial" w:eastAsia="Arial" w:hAnsi="Arial" w:cs="Arial"/>
+          <w:color w:val="000000"/>
+          <w:sz w:val="18"/>
+          <w:highlight w:val="lightGray"/>
+        </w:rPr>
+        <w:t xml:space="preserve">: Persons Table -&gt; ID Column: 1, Name_En Column: Motasem Essam] -&gt; </w:t>
+      </w:r>
+      <w:r>
+        <w:rPr>
+          <w:rFonts w:ascii="Arial" w:eastAsia="Arial" w:hAnsi="Arial" w:cs="Arial"/>
+          <w:b/>
+          <w:color w:val="000000"/>
+          <w:sz w:val="18"/>
+          <w:highlight w:val="lightGray"/>
+        </w:rPr>
+        <w:t>From:</w:t>
+      </w:r>
+      <w:r>
+        <w:rPr>
+          <w:rFonts w:ascii="Arial" w:eastAsia="Arial" w:hAnsi="Arial" w:cs="Arial"/>
+          <w:color w:val="000000"/>
+          <w:sz w:val="18"/>
+          <w:highlight w:val="lightGray"/>
+        </w:rPr>
+        <w:t xml:space="preserve"> [Chatgpt (GPT</w:t>
+      </w:r>
+      <w:r>
+        <w:rPr>
+          <w:rFonts w:ascii="Arial" w:eastAsia="Arial" w:hAnsi="Arial" w:cs="Cambria Math"/>
+          <w:color w:val="000000"/>
+          <w:sz w:val="18"/>
+          <w:highlight w:val="lightGray"/>
         </w:rPr>
         <w:t>‑</w:t>
       </w:r>
       <w:r>
         <w:rPr>
-          <w:b/>
-          <w:sz w:val="14"/>
-          <w:szCs w:val="14"/>
-          <w:shd w:val="clear" w:color="auto" w:fill="B7B7B7"/>
-        </w:rPr>
-        <w:t>5 Mini) at [8/22/2025]</w:t>
+          <w:rFonts w:ascii="Arial" w:eastAsia="Arial" w:hAnsi="Arial" w:cs="Arial"/>
+          <w:color w:val="000000"/>
+          <w:sz w:val="18"/>
+          <w:highlight w:val="lightGray"/>
+        </w:rPr>
+        <w:t xml:space="preserve">5 Mini)] </w:t>
+      </w:r>
+      <w:r>
+        <w:rPr>
+          <w:rFonts w:ascii="Arial" w:eastAsia="Arial" w:hAnsi="Arial" w:cs="Arial"/>
+          <w:b/>
+          <w:color w:val="000000"/>
+          <w:sz w:val="18"/>
+          <w:highlight w:val="lightGray"/>
+        </w:rPr>
+        <w:t>on</w:t>
+      </w:r>
+      <w:r>
+        <w:rPr>
+          <w:rFonts w:ascii="Arial" w:eastAsia="Arial" w:hAnsi="Arial"/>
+          <w:sz w:val="18"/>
+          <w:highlight w:val="lightGray"/>
+        </w:rPr>
+        <w:t xml:space="preserve"> [8/22/2025]</w:t>
       </w:r>
     </w:p>
     <w:p>
@@ -493,7 +574,7 @@
           <w:ilvl w:val="0"/>
           <w:numId w:val="4"/>
         </w:numPr>
-        <w:spacing w:before="240"/>
+        <w:spacing w:before="240" w:after="0" w:line="276" w:lineRule="auto"/>
       </w:pPr>
       <w:r>
         <w:rPr>
@@ -527,6 +608,7 @@
           <w:ilvl w:val="0"/>
           <w:numId w:val="4"/>
         </w:numPr>
+        <w:spacing w:after="0" w:line="276" w:lineRule="auto"/>
       </w:pPr>
       <w:r>
         <w:rPr>
@@ -560,7 +642,7 @@
           <w:ilvl w:val="0"/>
           <w:numId w:val="4"/>
         </w:numPr>
-        <w:spacing w:after="240"/>
+        <w:spacing w:after="240" w:line="276" w:lineRule="auto"/>
       </w:pPr>
       <w:r>
         <w:rPr>
@@ -587,8 +669,7 @@
     </w:p>
     <w:p>
       <w:r>
-        <w:lastRenderedPageBreak/>
-        <w:pict w14:anchorId="50CD12C8">
+        <w:pict w14:anchorId="226D8AFF">
           <v:rect id="_x0000_i1027" style="width:0;height:1.5pt" o:hralign="center" o:hrstd="t" o:hr="t" fillcolor="#a0a0a0" stroked="f"/>
         </w:pict>
       </w:r>
@@ -624,51 +705,77 @@
       </w:pPr>
       <w:r>
         <w:rPr>
-          <w:b/>
-          <w:shd w:val="clear" w:color="auto" w:fill="B7B7B7"/>
-        </w:rPr>
-        <w:t># Source</w:t>
-      </w:r>
-      <w:r>
-        <w:rPr>
-          <w:shd w:val="clear" w:color="auto" w:fill="B7B7B7"/>
-        </w:rPr>
-        <w:t xml:space="preserve">: </w:t>
-      </w:r>
-      <w:r>
-        <w:rPr>
-          <w:b/>
-          <w:shd w:val="clear" w:color="auto" w:fill="B7B7B7"/>
-        </w:rPr>
-        <w:t xml:space="preserve">Chatgpt </w:t>
-      </w:r>
-      <w:r>
-        <w:rPr>
-          <w:b/>
-          <w:sz w:val="14"/>
-          <w:szCs w:val="14"/>
-          <w:shd w:val="clear" w:color="auto" w:fill="B7B7B7"/>
-        </w:rPr>
-        <w:t>(GPT</w:t>
-      </w:r>
-      <w:r>
-        <w:rPr>
-          <w:rFonts w:ascii="Cambria Math" w:hAnsi="Cambria Math" w:cs="Cambria Math"/>
-          <w:b/>
-          <w:sz w:val="14"/>
-          <w:szCs w:val="14"/>
-          <w:shd w:val="clear" w:color="auto" w:fill="B7B7B7"/>
+          <w:rFonts w:ascii="Arial" w:eastAsia="Arial" w:hAnsi="Arial" w:cs="Arial"/>
+          <w:b/>
+          <w:color w:val="000000"/>
+          <w:sz w:val="18"/>
+          <w:highlight w:val="lightGray"/>
+        </w:rPr>
+        <w:t># Source: AI Source: Provided by: [Data Path</w:t>
+      </w:r>
+      <w:r>
+        <w:rPr>
+          <w:rFonts w:ascii="Arial" w:eastAsia="Arial" w:hAnsi="Arial" w:cs="Arial"/>
+          <w:color w:val="000000"/>
+          <w:sz w:val="18"/>
+          <w:highlight w:val="lightGray"/>
+        </w:rPr>
+        <w:t xml:space="preserve">: Persons Table -&gt; ID Column: 1, Name_En Column: Motasem Essam] -&gt; </w:t>
+      </w:r>
+      <w:r>
+        <w:rPr>
+          <w:rFonts w:ascii="Arial" w:eastAsia="Arial" w:hAnsi="Arial" w:cs="Arial"/>
+          <w:b/>
+          <w:color w:val="000000"/>
+          <w:sz w:val="18"/>
+          <w:highlight w:val="lightGray"/>
+        </w:rPr>
+        <w:t>From:</w:t>
+      </w:r>
+      <w:r>
+        <w:rPr>
+          <w:rFonts w:ascii="Arial" w:eastAsia="Arial" w:hAnsi="Arial" w:cs="Arial"/>
+          <w:color w:val="000000"/>
+          <w:sz w:val="18"/>
+          <w:highlight w:val="lightGray"/>
+        </w:rPr>
+        <w:t xml:space="preserve"> [Chatgpt (GPT</w:t>
+      </w:r>
+      <w:r>
+        <w:rPr>
+          <w:rFonts w:ascii="Arial" w:eastAsia="Arial" w:hAnsi="Arial" w:cs="Cambria Math"/>
+          <w:color w:val="000000"/>
+          <w:sz w:val="18"/>
+          <w:highlight w:val="lightGray"/>
         </w:rPr>
         <w:t>‑</w:t>
       </w:r>
       <w:r>
         <w:rPr>
-          <w:b/>
-          <w:sz w:val="14"/>
-          <w:szCs w:val="14"/>
-          <w:shd w:val="clear" w:color="auto" w:fill="B7B7B7"/>
-        </w:rPr>
-        <w:t>5 Mini) at [8/22/2025]</w:t>
+          <w:rFonts w:ascii="Arial" w:eastAsia="Arial" w:hAnsi="Arial" w:cs="Arial"/>
+          <w:color w:val="000000"/>
+          <w:sz w:val="18"/>
+          <w:highlight w:val="lightGray"/>
+        </w:rPr>
+        <w:t xml:space="preserve">5 Mini)] </w:t>
+      </w:r>
+      <w:r>
+        <w:rPr>
+          <w:rFonts w:ascii="Arial" w:eastAsia="Arial" w:hAnsi="Arial" w:cs="Arial"/>
+          <w:b/>
+          <w:color w:val="000000"/>
+          <w:sz w:val="18"/>
+          <w:highlight w:val="lightGray"/>
+        </w:rPr>
+        <w:t>on</w:t>
+      </w:r>
+      <w:r>
+        <w:rPr>
+          <w:rFonts w:ascii="Arial" w:eastAsia="Arial" w:hAnsi="Arial"/>
+          <w:sz w:val="18"/>
+          <w:highlight w:val="lightGray"/>
+        </w:rPr>
+        <w:t xml:space="preserve"> [8/22/2025]</w:t>
       </w:r>
     </w:p>
     <w:p>
@@ -704,7 +811,7 @@
           <w:ilvl w:val="0"/>
           <w:numId w:val="2"/>
         </w:numPr>
-        <w:spacing w:before="240"/>
+        <w:spacing w:before="240" w:after="0" w:line="276" w:lineRule="auto"/>
       </w:pPr>
       <w:r>
         <w:rPr>
@@ -732,6 +839,7 @@
           <w:ilvl w:val="0"/>
           <w:numId w:val="2"/>
         </w:numPr>
+        <w:spacing w:after="0" w:line="276" w:lineRule="auto"/>
       </w:pPr>
       <w:r>
         <w:rPr>
@@ -759,7 +867,7 @@
           <w:ilvl w:val="0"/>
           <w:numId w:val="2"/>
         </w:numPr>
-        <w:spacing w:after="240"/>
+        <w:spacing w:after="240" w:line="276" w:lineRule="auto"/>
       </w:pPr>
       <w:r>
         <w:rPr>
@@ -828,7 +936,7 @@
           <w:ilvl w:val="0"/>
           <w:numId w:val="3"/>
         </w:numPr>
-        <w:spacing w:before="240"/>
+        <w:spacing w:before="240" w:after="0" w:line="276" w:lineRule="auto"/>
         <w:rPr>
           <w:rFonts w:ascii="Roboto Mono" w:eastAsia="Roboto Mono" w:hAnsi="Roboto Mono" w:cs="Roboto Mono"/>
         </w:rPr>
@@ -852,6 +960,7 @@
           <w:ilvl w:val="0"/>
           <w:numId w:val="3"/>
         </w:numPr>
+        <w:spacing w:after="0" w:line="276" w:lineRule="auto"/>
         <w:rPr>
           <w:rFonts w:ascii="Roboto Mono" w:eastAsia="Roboto Mono" w:hAnsi="Roboto Mono" w:cs="Roboto Mono"/>
         </w:rPr>
@@ -875,7 +984,7 @@
           <w:ilvl w:val="0"/>
           <w:numId w:val="3"/>
         </w:numPr>
-        <w:spacing w:after="240"/>
+        <w:spacing w:after="240" w:line="276" w:lineRule="auto"/>
         <w:rPr>
           <w:rFonts w:ascii="Roboto Mono" w:eastAsia="Roboto Mono" w:hAnsi="Roboto Mono" w:cs="Roboto Mono"/>
         </w:rPr>
@@ -895,7 +1004,7 @@
     </w:p>
     <w:p>
       <w:r>
-        <w:pict w14:anchorId="665669FB">
+        <w:pict w14:anchorId="5F7A10C2">
           <v:rect id="_x0000_i1028" style="width:0;height:1.5pt" o:hralign="center" o:hrstd="t" o:hr="t" fillcolor="#a0a0a0" stroked="f"/>
         </w:pict>
       </w:r>
@@ -931,51 +1040,77 @@
       </w:pPr>
       <w:r>
         <w:rPr>
-          <w:b/>
-          <w:shd w:val="clear" w:color="auto" w:fill="B7B7B7"/>
-        </w:rPr>
-        <w:t># Source</w:t>
-      </w:r>
-      <w:r>
-        <w:rPr>
-          <w:shd w:val="clear" w:color="auto" w:fill="B7B7B7"/>
-        </w:rPr>
-        <w:t xml:space="preserve">: </w:t>
-      </w:r>
-      <w:r>
-        <w:rPr>
-          <w:b/>
-          <w:shd w:val="clear" w:color="auto" w:fill="B7B7B7"/>
-        </w:rPr>
-        <w:t xml:space="preserve">Chatgpt </w:t>
-      </w:r>
-      <w:r>
-        <w:rPr>
-          <w:b/>
-          <w:sz w:val="14"/>
-          <w:szCs w:val="14"/>
-          <w:shd w:val="clear" w:color="auto" w:fill="B7B7B7"/>
-        </w:rPr>
-        <w:t>(GPT</w:t>
-      </w:r>
-      <w:r>
-        <w:rPr>
-          <w:rFonts w:ascii="Cambria Math" w:hAnsi="Cambria Math" w:cs="Cambria Math"/>
-          <w:b/>
-          <w:sz w:val="14"/>
-          <w:szCs w:val="14"/>
-          <w:shd w:val="clear" w:color="auto" w:fill="B7B7B7"/>
+          <w:rFonts w:ascii="Arial" w:eastAsia="Arial" w:hAnsi="Arial" w:cs="Arial"/>
+          <w:b/>
+          <w:color w:val="000000"/>
+          <w:sz w:val="18"/>
+          <w:highlight w:val="lightGray"/>
+        </w:rPr>
+        <w:t># Source: AI Source: Provided by: [Data Path</w:t>
+      </w:r>
+      <w:r>
+        <w:rPr>
+          <w:rFonts w:ascii="Arial" w:eastAsia="Arial" w:hAnsi="Arial" w:cs="Arial"/>
+          <w:color w:val="000000"/>
+          <w:sz w:val="18"/>
+          <w:highlight w:val="lightGray"/>
+        </w:rPr>
+        <w:t xml:space="preserve">: Persons Table -&gt; ID Column: 1, Name_En Column: Motasem Essam] -&gt; </w:t>
+      </w:r>
+      <w:r>
+        <w:rPr>
+          <w:rFonts w:ascii="Arial" w:eastAsia="Arial" w:hAnsi="Arial" w:cs="Arial"/>
+          <w:b/>
+          <w:color w:val="000000"/>
+          <w:sz w:val="18"/>
+          <w:highlight w:val="lightGray"/>
+        </w:rPr>
+        <w:t>From:</w:t>
+      </w:r>
+      <w:r>
+        <w:rPr>
+          <w:rFonts w:ascii="Arial" w:eastAsia="Arial" w:hAnsi="Arial" w:cs="Arial"/>
+          <w:color w:val="000000"/>
+          <w:sz w:val="18"/>
+          <w:highlight w:val="lightGray"/>
+        </w:rPr>
+        <w:t xml:space="preserve"> [Chatgpt (GPT</w:t>
+      </w:r>
+      <w:r>
+        <w:rPr>
+          <w:rFonts w:ascii="Arial" w:eastAsia="Arial" w:hAnsi="Arial" w:cs="Cambria Math"/>
+          <w:color w:val="000000"/>
+          <w:sz w:val="18"/>
+          <w:highlight w:val="lightGray"/>
         </w:rPr>
         <w:t>‑</w:t>
       </w:r>
       <w:r>
         <w:rPr>
-          <w:b/>
-          <w:sz w:val="14"/>
-          <w:szCs w:val="14"/>
-          <w:shd w:val="clear" w:color="auto" w:fill="B7B7B7"/>
-        </w:rPr>
-        <w:t>5 Mini) at [8/22/2025]</w:t>
+          <w:rFonts w:ascii="Arial" w:eastAsia="Arial" w:hAnsi="Arial" w:cs="Arial"/>
+          <w:color w:val="000000"/>
+          <w:sz w:val="18"/>
+          <w:highlight w:val="lightGray"/>
+        </w:rPr>
+        <w:t xml:space="preserve">5 Mini)] </w:t>
+      </w:r>
+      <w:r>
+        <w:rPr>
+          <w:rFonts w:ascii="Arial" w:eastAsia="Arial" w:hAnsi="Arial" w:cs="Arial"/>
+          <w:b/>
+          <w:color w:val="000000"/>
+          <w:sz w:val="18"/>
+          <w:highlight w:val="lightGray"/>
+        </w:rPr>
+        <w:t>on</w:t>
+      </w:r>
+      <w:r>
+        <w:rPr>
+          <w:rFonts w:ascii="Arial" w:eastAsia="Arial" w:hAnsi="Arial"/>
+          <w:sz w:val="18"/>
+          <w:highlight w:val="lightGray"/>
+        </w:rPr>
+        <w:t xml:space="preserve"> [8/22/2025]</w:t>
       </w:r>
     </w:p>
     <w:p>
@@ -984,7 +1119,7 @@
           <w:ilvl w:val="0"/>
           <w:numId w:val="1"/>
         </w:numPr>
-        <w:spacing w:before="240"/>
+        <w:spacing w:before="240" w:after="0" w:line="276" w:lineRule="auto"/>
       </w:pPr>
       <w:r>
         <w:rPr>
@@ -1012,6 +1147,7 @@
           <w:ilvl w:val="0"/>
           <w:numId w:val="1"/>
         </w:numPr>
+        <w:spacing w:after="0" w:line="276" w:lineRule="auto"/>
       </w:pPr>
       <w:r>
         <w:rPr>
@@ -1039,6 +1175,7 @@
           <w:ilvl w:val="0"/>
           <w:numId w:val="1"/>
         </w:numPr>
+        <w:spacing w:after="0" w:line="276" w:lineRule="auto"/>
       </w:pPr>
       <w:r>
         <w:rPr>
@@ -1066,7 +1203,7 @@
           <w:ilvl w:val="0"/>
           <w:numId w:val="1"/>
         </w:numPr>
-        <w:spacing w:after="240"/>
+        <w:spacing w:after="240" w:line="276" w:lineRule="auto"/>
       </w:pPr>
       <w:r>
         <w:rPr>
@@ -1090,7 +1227,7 @@
     </w:p>
     <w:p>
       <w:r>
-        <w:pict w14:anchorId="1C2CAE88">
+        <w:pict w14:anchorId="68E1BE30">
           <v:rect id="_x0000_i1029" style="width:0;height:1.5pt" o:hralign="center" o:hrstd="t" o:hr="t" fillcolor="#a0a0a0" stroked="f"/>
         </w:pict>
       </w:r>
@@ -1107,7 +1244,6 @@
         <w:rPr>
           <w:rFonts w:ascii="Arial Unicode MS" w:eastAsia="Arial Unicode MS" w:hAnsi="Arial Unicode MS" w:cs="Arial Unicode MS"/>
         </w:rPr>
-        <w:lastRenderedPageBreak/>
         <w:t xml:space="preserve">✅ </w:t>
       </w:r>
       <w:r>
@@ -1145,18 +1281,19 @@
         </w:rPr>
       </w:pPr>
       <w:r>
-        <w:pict w14:anchorId="793063E8">
+        <w:pict w14:anchorId="374A1DDE">
           <v:rect id="_x0000_i1030" style="width:0;height:1.5pt" o:hralign="center" o:hrstd="t" o:hr="t" fillcolor="#a0a0a0" stroked="f"/>
         </w:pict>
       </w:r>
     </w:p>
+    <w:p/>
     <w:p/>
     <w:p/>
     <w:sectPr>
       <w:pgSz w:w="12240" w:h="15840"/>
       <w:pgMar w:top="1440" w:right="1440" w:bottom="1440" w:left="1440" w:header="720" w:footer="720" w:gutter="0"/>
-      <w:pgNumType w:start="1"/>
       <w:cols w:space="720"/>
+      <w:docGrid w:linePitch="360"/>
     </w:sectPr>
   </w:body>
 </w:document>
@@ -2147,18 +2284,6 @@
   <w:style w:type="paragraph" w:default="1" w:styleId="Normal">
     <w:name w:val="Normal"/>
     <w:qFormat/>
-    <w:rsid w:val="008C2F0E"/>
-    <w:pPr>
-      <w:spacing w:after="0" w:line="276" w:lineRule="auto"/>
-    </w:pPr>
-    <w:rPr>
-      <w:rFonts w:ascii="Arial" w:eastAsia="Arial" w:hAnsi="Arial" w:cs="Arial"/>
-      <w:kern w:val="0"/>
-      <w:sz w:val="22"/>
-      <w:szCs w:val="22"/>
-      <w:lang w:val="en"/>
-      <w14:ligatures w14:val="none"/>
-    </w:rPr>
   </w:style>
   <w:style w:type="paragraph" w:styleId="Heading1">
     <w:name w:val="heading 1"/>
@@ -2167,7 +2292,7 @@
     <w:link w:val="Heading1Char"/>
     <w:uiPriority w:val="9"/>
     <w:qFormat/>
-    <w:rsid w:val="00125276"/>
+    <w:rsid w:val="00A44754"/>
     <w:pPr>
       <w:keepNext/>
       <w:keepLines/>
@@ -2190,7 +2315,7 @@
     <w:semiHidden/>
     <w:unhideWhenUsed/>
     <w:qFormat/>
-    <w:rsid w:val="00125276"/>
+    <w:rsid w:val="00A44754"/>
     <w:pPr>
       <w:keepNext/>
       <w:keepLines/>
@@ -2212,7 +2337,7 @@
     <w:uiPriority w:val="9"/>
     <w:unhideWhenUsed/>
     <w:qFormat/>
-    <w:rsid w:val="00125276"/>
+    <w:rsid w:val="00A44754"/>
     <w:pPr>
       <w:keepNext/>
       <w:keepLines/>
@@ -2235,7 +2360,7 @@
     <w:semiHidden/>
     <w:unhideWhenUsed/>
     <w:qFormat/>
-    <w:rsid w:val="00125276"/>
+    <w:rsid w:val="00A44754"/>
     <w:pPr>
       <w:keepNext/>
       <w:keepLines/>
@@ -2258,7 +2383,7 @@
     <w:semiHidden/>
     <w:unhideWhenUsed/>
     <w:qFormat/>
-    <w:rsid w:val="00125276"/>
+    <w:rsid w:val="00A44754"/>
     <w:pPr>
       <w:keepNext/>
       <w:keepLines/>
@@ -2279,11 +2404,11 @@
     <w:semiHidden/>
     <w:unhideWhenUsed/>
     <w:qFormat/>
-    <w:rsid w:val="00125276"/>
+    <w:rsid w:val="00A44754"/>
     <w:pPr>
       <w:keepNext/>
       <w:keepLines/>
-      <w:spacing w:before="40"/>
+      <w:spacing w:before="40" w:after="0"/>
       <w:outlineLvl w:val="5"/>
     </w:pPr>
     <w:rPr>
@@ -2302,11 +2427,11 @@
     <w:semiHidden/>
     <w:unhideWhenUsed/>
     <w:qFormat/>
-    <w:rsid w:val="00125276"/>
+    <w:rsid w:val="00A44754"/>
     <w:pPr>
       <w:keepNext/>
       <w:keepLines/>
-      <w:spacing w:before="40"/>
+      <w:spacing w:before="40" w:after="0"/>
       <w:outlineLvl w:val="6"/>
     </w:pPr>
     <w:rPr>
@@ -2323,10 +2448,11 @@
     <w:semiHidden/>
     <w:unhideWhenUsed/>
     <w:qFormat/>
-    <w:rsid w:val="00125276"/>
+    <w:rsid w:val="00A44754"/>
     <w:pPr>
       <w:keepNext/>
       <w:keepLines/>
+      <w:spacing w:after="0"/>
       <w:outlineLvl w:val="7"/>
     </w:pPr>
     <w:rPr>
@@ -2345,10 +2471,11 @@
     <w:semiHidden/>
     <w:unhideWhenUsed/>
     <w:qFormat/>
-    <w:rsid w:val="00125276"/>
+    <w:rsid w:val="00A44754"/>
     <w:pPr>
       <w:keepNext/>
       <w:keepLines/>
+      <w:spacing w:after="0"/>
       <w:outlineLvl w:val="8"/>
     </w:pPr>
     <w:rPr>
@@ -2388,7 +2515,7 @@
     <w:basedOn w:val="DefaultParagraphFont"/>
     <w:link w:val="Heading1"/>
     <w:uiPriority w:val="9"/>
-    <w:rsid w:val="00125276"/>
+    <w:rsid w:val="00A44754"/>
     <w:rPr>
       <w:rFonts w:asciiTheme="majorHAnsi" w:eastAsiaTheme="majorEastAsia" w:hAnsiTheme="majorHAnsi" w:cstheme="majorBidi"/>
       <w:color w:val="2F5496" w:themeColor="accent1" w:themeShade="BF"/>
@@ -2402,7 +2529,7 @@
     <w:link w:val="Heading2"/>
     <w:uiPriority w:val="9"/>
     <w:semiHidden/>
-    <w:rsid w:val="00125276"/>
+    <w:rsid w:val="00A44754"/>
     <w:rPr>
       <w:rFonts w:asciiTheme="majorHAnsi" w:eastAsiaTheme="majorEastAsia" w:hAnsiTheme="majorHAnsi" w:cstheme="majorBidi"/>
       <w:color w:val="2F5496" w:themeColor="accent1" w:themeShade="BF"/>
@@ -2415,7 +2542,7 @@
     <w:basedOn w:val="DefaultParagraphFont"/>
     <w:link w:val="Heading3"/>
     <w:uiPriority w:val="9"/>
-    <w:rsid w:val="00125276"/>
+    <w:rsid w:val="00A44754"/>
     <w:rPr>
       <w:rFonts w:eastAsiaTheme="majorEastAsia" w:cstheme="majorBidi"/>
       <w:color w:val="2F5496" w:themeColor="accent1" w:themeShade="BF"/>
@@ -2429,7 +2556,7 @@
     <w:link w:val="Heading4"/>
     <w:uiPriority w:val="9"/>
     <w:semiHidden/>
-    <w:rsid w:val="00125276"/>
+    <w:rsid w:val="00A44754"/>
     <w:rPr>
       <w:rFonts w:eastAsiaTheme="majorEastAsia" w:cstheme="majorBidi"/>
       <w:i/>
@@ -2443,7 +2570,7 @@
     <w:link w:val="Heading5"/>
     <w:uiPriority w:val="9"/>
     <w:semiHidden/>
-    <w:rsid w:val="00125276"/>
+    <w:rsid w:val="00A44754"/>
     <w:rPr>
       <w:rFonts w:eastAsiaTheme="majorEastAsia" w:cstheme="majorBidi"/>
       <w:color w:val="2F5496" w:themeColor="accent1" w:themeShade="BF"/>
@@ -2455,7 +2582,7 @@
     <w:link w:val="Heading6"/>
     <w:uiPriority w:val="9"/>
     <w:semiHidden/>
-    <w:rsid w:val="00125276"/>
+    <w:rsid w:val="00A44754"/>
     <w:rPr>
       <w:rFonts w:eastAsiaTheme="majorEastAsia" w:cstheme="majorBidi"/>
       <w:i/>
@@ -2469,7 +2596,7 @@
     <w:link w:val="Heading7"/>
     <w:uiPriority w:val="9"/>
     <w:semiHidden/>
-    <w:rsid w:val="00125276"/>
+    <w:rsid w:val="00A44754"/>
     <w:rPr>
       <w:rFonts w:eastAsiaTheme="majorEastAsia" w:cstheme="majorBidi"/>
       <w:color w:val="595959" w:themeColor="text1" w:themeTint="A6"/>
@@ -2481,7 +2608,7 @@
     <w:link w:val="Heading8"/>
     <w:uiPriority w:val="9"/>
     <w:semiHidden/>
-    <w:rsid w:val="00125276"/>
+    <w:rsid w:val="00A44754"/>
     <w:rPr>
       <w:rFonts w:eastAsiaTheme="majorEastAsia" w:cstheme="majorBidi"/>
       <w:i/>
@@ -2495,7 +2622,7 @@
     <w:link w:val="Heading9"/>
     <w:uiPriority w:val="9"/>
     <w:semiHidden/>
-    <w:rsid w:val="00125276"/>
+    <w:rsid w:val="00A44754"/>
     <w:rPr>
       <w:rFonts w:eastAsiaTheme="majorEastAsia" w:cstheme="majorBidi"/>
       <w:color w:val="272727" w:themeColor="text1" w:themeTint="D8"/>
@@ -2508,7 +2635,7 @@
     <w:link w:val="TitleChar"/>
     <w:uiPriority w:val="10"/>
     <w:qFormat/>
-    <w:rsid w:val="00125276"/>
+    <w:rsid w:val="00A44754"/>
     <w:pPr>
       <w:spacing w:after="80" w:line="240" w:lineRule="auto"/>
       <w:contextualSpacing/>
@@ -2526,7 +2653,7 @@
     <w:basedOn w:val="DefaultParagraphFont"/>
     <w:link w:val="Title"/>
     <w:uiPriority w:val="10"/>
-    <w:rsid w:val="00125276"/>
+    <w:rsid w:val="00A44754"/>
     <w:rPr>
       <w:rFonts w:asciiTheme="majorHAnsi" w:eastAsiaTheme="majorEastAsia" w:hAnsiTheme="majorHAnsi" w:cstheme="majorBidi"/>
       <w:spacing w:val="-10"/>
@@ -2542,7 +2669,7 @@
     <w:link w:val="SubtitleChar"/>
     <w:uiPriority w:val="11"/>
     <w:qFormat/>
-    <w:rsid w:val="00125276"/>
+    <w:rsid w:val="00A44754"/>
     <w:pPr>
       <w:numPr>
         <w:ilvl w:val="1"/>
@@ -2561,7 +2688,7 @@
     <w:basedOn w:val="DefaultParagraphFont"/>
     <w:link w:val="Subtitle"/>
     <w:uiPriority w:val="11"/>
-    <w:rsid w:val="00125276"/>
+    <w:rsid w:val="00A44754"/>
     <w:rPr>
       <w:rFonts w:eastAsiaTheme="majorEastAsia" w:cstheme="majorBidi"/>
       <w:color w:val="595959" w:themeColor="text1" w:themeTint="A6"/>
@@ -2577,7 +2704,7 @@
     <w:link w:val="QuoteChar"/>
     <w:uiPriority w:val="29"/>
     <w:qFormat/>
-    <w:rsid w:val="00125276"/>
+    <w:rsid w:val="00A44754"/>
     <w:pPr>
       <w:spacing w:before="160"/>
       <w:jc w:val="center"/>
@@ -2593,7 +2720,7 @@
     <w:basedOn w:val="DefaultParagraphFont"/>
     <w:link w:val="Quote"/>
     <w:uiPriority w:val="29"/>
-    <w:rsid w:val="00125276"/>
+    <w:rsid w:val="00A44754"/>
     <w:rPr>
       <w:i/>
       <w:iCs/>
@@ -2605,7 +2732,7 @@
     <w:basedOn w:val="Normal"/>
     <w:uiPriority w:val="34"/>
     <w:qFormat/>
-    <w:rsid w:val="00125276"/>
+    <w:rsid w:val="00A44754"/>
     <w:pPr>
       <w:ind w:left="720"/>
       <w:contextualSpacing/>
@@ -2616,7 +2743,7 @@
     <w:basedOn w:val="DefaultParagraphFont"/>
     <w:uiPriority w:val="21"/>
     <w:qFormat/>
-    <w:rsid w:val="00125276"/>
+    <w:rsid w:val="00A44754"/>
     <w:rPr>
       <w:i/>
       <w:iCs/>
@@ -2630,7 +2757,7 @@
     <w:link w:val="IntenseQuoteChar"/>
     <w:uiPriority w:val="30"/>
     <w:qFormat/>
-    <w:rsid w:val="00125276"/>
+    <w:rsid w:val="00A44754"/>
     <w:pPr>
       <w:pBdr>
         <w:top w:val="single" w:sz="4" w:space="10" w:color="2F5496" w:themeColor="accent1" w:themeShade="BF"/>
@@ -2651,7 +2778,7 @@
     <w:basedOn w:val="DefaultParagraphFont"/>
     <w:link w:val="IntenseQuote"/>
     <w:uiPriority w:val="30"/>
-    <w:rsid w:val="00125276"/>
+    <w:rsid w:val="00A44754"/>
     <w:rPr>
       <w:i/>
       <w:iCs/>
@@ -2663,7 +2790,7 @@
     <w:basedOn w:val="DefaultParagraphFont"/>
     <w:uiPriority w:val="32"/>
     <w:qFormat/>
-    <w:rsid w:val="00125276"/>
+    <w:rsid w:val="00A44754"/>
     <w:rPr>
       <w:b/>
       <w:bCs/>
